--- a/2021年/2021年3月中国电子学会软件编程图形化等级考试3级测试卷.docx
+++ b/2021年/2021年3月中国电子学会软件编程图形化等级考试3级测试卷.docx
@@ -1,59 +1,5 @@
 
-<file path=customXml\item1.xml><?xml version="1.0" encoding="utf-8"?>
-<s:customData xmlns="http://www.wps.cn/officeDocument/2013/wpsCustomData" xmlns:s="http://www.wps.cn/officeDocument/2013/wpsCustomData">
-  <customSectProps>
-    <customSectPr/>
-  </customSectProps>
-</s:customData>
-</file>
-
-<file path=customXml\itemProps1.xml><?xml version="1.0" encoding="utf-8"?>
-<ds:datastoreItem xmlns:ds="http://schemas.openxmlformats.org/officeDocument/2006/customXml" ds:itemID="{B1977F7D-205B-4081-913C-38D41E755F92}">
-  <ds:schemaRefs>
-    <ds:schemaRef ds:uri="http://www.wps.cn/officeDocument/2013/wpsCustomData"/>
-  </ds:schemaRefs>
-</ds:datastoreItem>
-</file>
-
-<file path=docProps\app.xml><?xml version="1.0" encoding="utf-8"?>
-<Properties xmlns="http://schemas.openxmlformats.org/officeDocument/2006/extended-properties" xmlns:vt="http://schemas.openxmlformats.org/officeDocument/2006/docPropsVTypes">
-  <Template>Normal.dotm</Template>
-  <Pages>1</Pages>
-  <Words>0</Words>
-  <Characters>0</Characters>
-  <Lines>0</Lines>
-  <Paragraphs>0</Paragraphs>
-  <TotalTime>0</TotalTime>
-  <ScaleCrop>false</ScaleCrop>
-  <LinksUpToDate>false</LinksUpToDate>
-  <CharactersWithSpaces>0</CharactersWithSpaces>
-  <Application>WPS Office_11.1.0.10356_F1E327BC-269C-435d-A152-05C5408002CA</Application>
-  <DocSecurity>0</DocSecurity>
-</Properties>
-</file>
-
-<file path=docProps\core.xml><?xml version="1.0" encoding="utf-8"?>
-<cp:coreProperties xmlns:cp="http://schemas.openxmlformats.org/package/2006/metadata/core-properties" xmlns:dc="http://purl.org/dc/elements/1.1/" xmlns:dcterms="http://purl.org/dc/terms/" xmlns:dcmitype="http://purl.org/dc/dcmitype/" xmlns:xsi="http://www.w3.org/2001/XMLSchema-instance">
-  <dcterms:created xsi:type="dcterms:W3CDTF">2021-04-09T07:47:00Z</dcterms:created>
-  <dc:creator>光夫</dc:creator>
-  <cp:lastModifiedBy>光夫</cp:lastModifiedBy>
-  <dcterms:modified xsi:type="dcterms:W3CDTF">2021-04-09T07:47:40Z</dcterms:modified>
-  <cp:revision>1</cp:revision>
-</cp:coreProperties>
-</file>
-
-<file path=docProps\custom.xml><?xml version="1.0" encoding="utf-8"?>
-<Properties xmlns="http://schemas.openxmlformats.org/officeDocument/2006/custom-properties" xmlns:vt="http://schemas.openxmlformats.org/officeDocument/2006/docPropsVTypes">
-  <property fmtid="{D5CDD505-2E9C-101B-9397-08002B2CF9AE}" pid="2" name="KSOProductBuildVer">
-    <vt:lpwstr>2052-11.1.0.10356</vt:lpwstr>
-  </property>
-  <property fmtid="{D5CDD505-2E9C-101B-9397-08002B2CF9AE}" pid="3" name="ICV">
-    <vt:lpwstr>F859B01400344D4FA7C74D07930E7ACF</vt:lpwstr>
-  </property>
-</Properties>
-</file>
-
-<file path=word\document.xml><?xml version="1.0" encoding="utf-8"?>
+<file path=word/document.xml><?xml version="1.0" encoding="utf-8"?>
 <w:document xmlns:w="http://schemas.openxmlformats.org/wordprocessingml/2006/main" xmlns:r="http://schemas.openxmlformats.org/officeDocument/2006/relationships" xmlns:wp="http://schemas.openxmlformats.org/drawingml/2006/wordprocessingDrawing" xmlns:a="http://schemas.openxmlformats.org/drawingml/2006/main" xmlns:pic="http://schemas.openxmlformats.org/drawingml/2006/picture">
   <w:body>
     <w:p>
@@ -241,23 +187,23 @@
         </w:rPr>
         <w:drawing>
           <wp:inline distT="0" distB="0" distL="0" distR="0">
-            <wp:extent cx="3132000" cy="2857500"/>
+            <wp:extent cx="1447800" cy="1285875"/>
             <wp:effectExtent l="0" t="0" r="0" b="0"/>
-            <wp:docPr id="101" name="Picture 101" descr="image"/>
+            <wp:docPr id="132" name="Picture 132" descr="image"/>
             <wp:cNvGraphicFramePr>
-              <a:graphicFrameLocks xmlns:a="http://schemas.openxmlformats.org/drawingml/2006/main" noChangeAspect="1"/>
+              <a:graphicFrameLocks noChangeAspect="1"/>
             </wp:cNvGraphicFramePr>
-            <a:graphic xmlns:a="http://schemas.openxmlformats.org/drawingml/2006/main">
+            <a:graphic>
               <a:graphicData uri="http://schemas.openxmlformats.org/drawingml/2006/picture">
-                <pic:pic xmlns:pic="http://schemas.openxmlformats.org/drawingml/2006/picture">
+                <pic:pic>
                   <pic:nvPicPr>
-                    <pic:cNvPr id="101" name="Picture 101" descr="image"/>
+                    <pic:cNvPr id="132" name="Picture 132" descr="image"/>
                     <pic:cNvPicPr>
                       <a:picLocks noChangeAspect="1"/>
                     </pic:cNvPicPr>
                   </pic:nvPicPr>
                   <pic:blipFill>
-                    <a:blip r:embed="rId4|rId5"/>
+                    <a:blip r:embed="rId4"/>
                     <a:stretch>
                       <a:fillRect/>
                     </a:stretch>
@@ -265,7 +211,44 @@
                   <pic:spPr>
                     <a:xfrm>
                       <a:off x="0" y="0"/>
-                      <a:ext cx="3132000" cy="2857500"/>
+                      <a:ext cx="1447800" cy="1285875"/>
+                    </a:xfrm>
+                    <a:prstGeom prst="rect">
+                      <a:avLst/>
+                    </a:prstGeom>
+                  </pic:spPr>
+                </pic:pic>
+              </a:graphicData>
+            </a:graphic>
+          </wp:inline>
+        </w:drawing>
+        <w:drawing>
+          <wp:inline distT="0" distB="0" distL="0" distR="0">
+            <wp:extent cx="1714500" cy="4019550"/>
+            <wp:effectExtent l="0" t="0" r="0" b="0"/>
+            <wp:docPr id="133" name="Picture 133" descr="image"/>
+            <wp:cNvGraphicFramePr>
+              <a:graphicFrameLocks noChangeAspect="1"/>
+            </wp:cNvGraphicFramePr>
+            <a:graphic>
+              <a:graphicData uri="http://schemas.openxmlformats.org/drawingml/2006/picture">
+                <pic:pic>
+                  <pic:nvPicPr>
+                    <pic:cNvPr id="133" name="Picture 133" descr="image"/>
+                    <pic:cNvPicPr>
+                      <a:picLocks noChangeAspect="1"/>
+                    </pic:cNvPicPr>
+                  </pic:nvPicPr>
+                  <pic:blipFill>
+                    <a:blip r:embed="rId5"/>
+                    <a:stretch>
+                      <a:fillRect/>
+                    </a:stretch>
+                  </pic:blipFill>
+                  <pic:spPr>
+                    <a:xfrm>
+                      <a:off x="0" y="0"/>
+                      <a:ext cx="1714500" cy="4019550"/>
                     </a:xfrm>
                     <a:prstGeom prst="rect">
                       <a:avLst/>
@@ -1717,23 +1700,23 @@
         </w:rPr>
         <w:drawing>
           <wp:inline distT="0" distB="0" distL="0" distR="0">
-            <wp:extent cx="3132000" cy="1905000"/>
+            <wp:extent cx="1428750" cy="2886075"/>
             <wp:effectExtent l="0" t="0" r="0" b="0"/>
-            <wp:docPr id="107" name="Picture 107" descr="image"/>
+            <wp:docPr id="134" name="Picture 134" descr="image"/>
             <wp:cNvGraphicFramePr>
-              <a:graphicFrameLocks xmlns:a="http://schemas.openxmlformats.org/drawingml/2006/main" noChangeAspect="1"/>
+              <a:graphicFrameLocks noChangeAspect="1"/>
             </wp:cNvGraphicFramePr>
-            <a:graphic xmlns:a="http://schemas.openxmlformats.org/drawingml/2006/main">
+            <a:graphic>
               <a:graphicData uri="http://schemas.openxmlformats.org/drawingml/2006/picture">
-                <pic:pic xmlns:pic="http://schemas.openxmlformats.org/drawingml/2006/picture">
+                <pic:pic>
                   <pic:nvPicPr>
-                    <pic:cNvPr id="107" name="Picture 107" descr="image"/>
+                    <pic:cNvPr id="134" name="Picture 134" descr="image"/>
                     <pic:cNvPicPr>
                       <a:picLocks noChangeAspect="1"/>
                     </pic:cNvPicPr>
                   </pic:nvPicPr>
                   <pic:blipFill>
-                    <a:blip r:embed="rId11|rId12"/>
+                    <a:blip r:embed="rId11"/>
                     <a:stretch>
                       <a:fillRect/>
                     </a:stretch>
@@ -1741,7 +1724,44 @@
                   <pic:spPr>
                     <a:xfrm>
                       <a:off x="0" y="0"/>
-                      <a:ext cx="3132000" cy="1905000"/>
+                      <a:ext cx="1428750" cy="2886075"/>
+                    </a:xfrm>
+                    <a:prstGeom prst="rect">
+                      <a:avLst/>
+                    </a:prstGeom>
+                  </pic:spPr>
+                </pic:pic>
+              </a:graphicData>
+            </a:graphic>
+          </wp:inline>
+        </w:drawing>
+        <w:drawing>
+          <wp:inline distT="0" distB="0" distL="0" distR="0">
+            <wp:extent cx="1714500" cy="1704975"/>
+            <wp:effectExtent l="0" t="0" r="0" b="0"/>
+            <wp:docPr id="135" name="Picture 135" descr="image"/>
+            <wp:cNvGraphicFramePr>
+              <a:graphicFrameLocks noChangeAspect="1"/>
+            </wp:cNvGraphicFramePr>
+            <a:graphic>
+              <a:graphicData uri="http://schemas.openxmlformats.org/drawingml/2006/picture">
+                <pic:pic>
+                  <pic:nvPicPr>
+                    <pic:cNvPr id="135" name="Picture 135" descr="image"/>
+                    <pic:cNvPicPr>
+                      <a:picLocks noChangeAspect="1"/>
+                    </pic:cNvPicPr>
+                  </pic:nvPicPr>
+                  <pic:blipFill>
+                    <a:blip r:embed="rId12"/>
+                    <a:stretch>
+                      <a:fillRect/>
+                    </a:stretch>
+                  </pic:blipFill>
+                  <pic:spPr>
+                    <a:xfrm>
+                      <a:off x="0" y="0"/>
+                      <a:ext cx="1714500" cy="1704975"/>
                     </a:xfrm>
                     <a:prstGeom prst="rect">
                       <a:avLst/>
@@ -4161,23 +4181,23 @@
         </w:rPr>
         <w:drawing>
           <wp:inline distT="0" distB="0" distL="0" distR="0">
-            <wp:extent cx="3132000" cy="1905000"/>
+            <wp:extent cx="342900" cy="333375"/>
             <wp:effectExtent l="0" t="0" r="0" b="0"/>
-            <wp:docPr id="121" name="Picture 121" descr="image"/>
+            <wp:docPr id="136" name="Picture 136" descr="image"/>
             <wp:cNvGraphicFramePr>
-              <a:graphicFrameLocks xmlns:a="http://schemas.openxmlformats.org/drawingml/2006/main" noChangeAspect="1"/>
+              <a:graphicFrameLocks noChangeAspect="1"/>
             </wp:cNvGraphicFramePr>
-            <a:graphic xmlns:a="http://schemas.openxmlformats.org/drawingml/2006/main">
+            <a:graphic>
               <a:graphicData uri="http://schemas.openxmlformats.org/drawingml/2006/picture">
-                <pic:pic xmlns:pic="http://schemas.openxmlformats.org/drawingml/2006/picture">
+                <pic:pic>
                   <pic:nvPicPr>
-                    <pic:cNvPr id="121" name="Picture 121" descr="image"/>
+                    <pic:cNvPr id="136" name="Picture 136" descr="image"/>
                     <pic:cNvPicPr>
                       <a:picLocks noChangeAspect="1"/>
                     </pic:cNvPicPr>
                   </pic:nvPicPr>
                   <pic:blipFill>
-                    <a:blip r:embed="rId26|rId27"/>
+                    <a:blip r:embed="rId26"/>
                     <a:stretch>
                       <a:fillRect/>
                     </a:stretch>
@@ -4185,7 +4205,44 @@
                   <pic:spPr>
                     <a:xfrm>
                       <a:off x="0" y="0"/>
-                      <a:ext cx="3132000" cy="1905000"/>
+                      <a:ext cx="342900" cy="333375"/>
+                    </a:xfrm>
+                    <a:prstGeom prst="rect">
+                      <a:avLst/>
+                    </a:prstGeom>
+                  </pic:spPr>
+                </pic:pic>
+              </a:graphicData>
+            </a:graphic>
+          </wp:inline>
+        </w:drawing>
+        <w:drawing>
+          <wp:inline distT="0" distB="0" distL="0" distR="0">
+            <wp:extent cx="3333750" cy="1285875"/>
+            <wp:effectExtent l="0" t="0" r="0" b="0"/>
+            <wp:docPr id="137" name="Picture 137" descr="image"/>
+            <wp:cNvGraphicFramePr>
+              <a:graphicFrameLocks noChangeAspect="1"/>
+            </wp:cNvGraphicFramePr>
+            <a:graphic>
+              <a:graphicData uri="http://schemas.openxmlformats.org/drawingml/2006/picture">
+                <pic:pic>
+                  <pic:nvPicPr>
+                    <pic:cNvPr id="137" name="Picture 137" descr="image"/>
+                    <pic:cNvPicPr>
+                      <a:picLocks noChangeAspect="1"/>
+                    </pic:cNvPicPr>
+                  </pic:nvPicPr>
+                  <pic:blipFill>
+                    <a:blip r:embed="rId27"/>
+                    <a:stretch>
+                      <a:fillRect/>
+                    </a:stretch>
+                  </pic:blipFill>
+                  <pic:spPr>
+                    <a:xfrm>
+                      <a:off x="0" y="0"/>
+                      <a:ext cx="3333750" cy="1285875"/>
                     </a:xfrm>
                     <a:prstGeom prst="rect">
                       <a:avLst/>
@@ -5994,23 +6051,23 @@
         </w:rPr>
         <w:drawing>
           <wp:inline distT="0" distB="0" distL="0" distR="0">
-            <wp:extent cx="3132000" cy="2857500"/>
+            <wp:extent cx="2857500" cy="2143125"/>
             <wp:effectExtent l="0" t="0" r="0" b="0"/>
-            <wp:docPr id="130" name="Picture 130" descr="image"/>
+            <wp:docPr id="138" name="Picture 138" descr="image"/>
             <wp:cNvGraphicFramePr>
-              <a:graphicFrameLocks xmlns:a="http://schemas.openxmlformats.org/drawingml/2006/main" noChangeAspect="1"/>
+              <a:graphicFrameLocks noChangeAspect="1"/>
             </wp:cNvGraphicFramePr>
-            <a:graphic xmlns:a="http://schemas.openxmlformats.org/drawingml/2006/main">
+            <a:graphic>
               <a:graphicData uri="http://schemas.openxmlformats.org/drawingml/2006/picture">
-                <pic:pic xmlns:pic="http://schemas.openxmlformats.org/drawingml/2006/picture">
+                <pic:pic>
                   <pic:nvPicPr>
-                    <pic:cNvPr id="130" name="Picture 130" descr="image"/>
+                    <pic:cNvPr id="138" name="Picture 138" descr="image"/>
                     <pic:cNvPicPr>
                       <a:picLocks noChangeAspect="1"/>
                     </pic:cNvPicPr>
                   </pic:nvPicPr>
                   <pic:blipFill>
-                    <a:blip r:embed="rId36|rId37"/>
+                    <a:blip r:embed="rId36"/>
                     <a:stretch>
                       <a:fillRect/>
                     </a:stretch>
@@ -6018,7 +6075,44 @@
                   <pic:spPr>
                     <a:xfrm>
                       <a:off x="0" y="0"/>
-                      <a:ext cx="3132000" cy="2857500"/>
+                      <a:ext cx="2857500" cy="2143125"/>
+                    </a:xfrm>
+                    <a:prstGeom prst="rect">
+                      <a:avLst/>
+                    </a:prstGeom>
+                  </pic:spPr>
+                </pic:pic>
+              </a:graphicData>
+            </a:graphic>
+          </wp:inline>
+        </w:drawing>
+        <w:drawing>
+          <wp:inline distT="0" distB="0" distL="0" distR="0">
+            <wp:extent cx="2857500" cy="2095500"/>
+            <wp:effectExtent l="0" t="0" r="0" b="0"/>
+            <wp:docPr id="139" name="Picture 139" descr="image"/>
+            <wp:cNvGraphicFramePr>
+              <a:graphicFrameLocks noChangeAspect="1"/>
+            </wp:cNvGraphicFramePr>
+            <a:graphic>
+              <a:graphicData uri="http://schemas.openxmlformats.org/drawingml/2006/picture">
+                <pic:pic>
+                  <pic:nvPicPr>
+                    <pic:cNvPr id="139" name="Picture 139" descr="image"/>
+                    <pic:cNvPicPr>
+                      <a:picLocks noChangeAspect="1"/>
+                    </pic:cNvPicPr>
+                  </pic:nvPicPr>
+                  <pic:blipFill>
+                    <a:blip r:embed="rId37"/>
+                    <a:stretch>
+                      <a:fillRect/>
+                    </a:stretch>
+                  </pic:blipFill>
+                  <pic:spPr>
+                    <a:xfrm>
+                      <a:off x="0" y="0"/>
+                      <a:ext cx="2857500" cy="2095500"/>
                     </a:xfrm>
                     <a:prstGeom prst="rect">
                       <a:avLst/>
@@ -7692,68 +7786,7 @@
 </w:document>
 </file>
 
-<file path=word\fontTable.xml><?xml version="1.0" encoding="utf-8"?>
-<w:fonts xmlns:mc="http://schemas.openxmlformats.org/markup-compatibility/2006" xmlns:r="http://schemas.openxmlformats.org/officeDocument/2006/relationships" xmlns:w="http://schemas.openxmlformats.org/wordprocessingml/2006/main" xmlns:w14="http://schemas.microsoft.com/office/word/2010/wordml" mc:Ignorable="w14">
-  <w:font w:name="Times New Roman">
-    <w:panose1 w:val="02020603050405020304"/>
-    <w:charset w:val="00"/>
-    <w:family w:val="roman"/>
-    <w:pitch w:val="variable"/>
-    <w:sig w:usb0="20007A87" w:usb1="80000000" w:usb2="00000008" w:usb3="00000000" w:csb0="000001FF" w:csb1="00000000"/>
-  </w:font>
-  <w:font w:name="宋体">
-    <w:panose1 w:val="02010600030101010101"/>
-    <w:charset w:val="86"/>
-    <w:family w:val="auto"/>
-    <w:pitch w:val="default"/>
-    <w:sig w:usb0="00000003" w:usb1="288F0000" w:usb2="00000006" w:usb3="00000000" w:csb0="00040001" w:csb1="00000000"/>
-  </w:font>
-  <w:font w:name="Wingdings">
-    <w:panose1 w:val="05000000000000000000"/>
-    <w:charset w:val="02"/>
-    <w:family w:val="auto"/>
-    <w:pitch w:val="default"/>
-    <w:sig w:usb0="00000000" w:usb1="00000000" w:usb2="00000000" w:usb3="00000000" w:csb0="80000000" w:csb1="00000000"/>
-  </w:font>
-  <w:font w:name="Arial">
-    <w:panose1 w:val="020B0604020202020204"/>
-    <w:charset w:val="01"/>
-    <w:family w:val="swiss"/>
-    <w:pitch w:val="default"/>
-    <w:sig w:usb0="E0002EFF" w:usb1="C000785B" w:usb2="00000009" w:usb3="00000000" w:csb0="400001FF" w:csb1="FFFF0000"/>
-  </w:font>
-  <w:font w:name="黑体">
-    <w:panose1 w:val="02010609060101010101"/>
-    <w:charset w:val="86"/>
-    <w:family w:val="auto"/>
-    <w:pitch w:val="default"/>
-    <w:sig w:usb0="800002BF" w:usb1="38CF7CFA" w:usb2="00000016" w:usb3="00000000" w:csb0="00040001" w:csb1="00000000"/>
-  </w:font>
-  <w:font w:name="Courier New">
-    <w:panose1 w:val="02070309020205020404"/>
-    <w:charset w:val="01"/>
-    <w:family w:val="modern"/>
-    <w:pitch w:val="default"/>
-    <w:sig w:usb0="E0002EFF" w:usb1="C0007843" w:usb2="00000009" w:usb3="00000000" w:csb0="400001FF" w:csb1="FFFF0000"/>
-  </w:font>
-  <w:font w:name="Symbol">
-    <w:panose1 w:val="05050102010706020507"/>
-    <w:charset w:val="02"/>
-    <w:family w:val="roman"/>
-    <w:pitch w:val="default"/>
-    <w:sig w:usb0="00000000" w:usb1="00000000" w:usb2="00000000" w:usb3="00000000" w:csb0="80000000" w:csb1="00000000"/>
-  </w:font>
-  <w:font w:name="Calibri">
-    <w:panose1 w:val="020F0502020204030204"/>
-    <w:charset w:val="00"/>
-    <w:family w:val="swiss"/>
-    <w:pitch w:val="default"/>
-    <w:sig w:usb0="E4002EFF" w:usb1="C000247B" w:usb2="00000009" w:usb3="00000000" w:csb0="200001FF" w:csb1="00000000"/>
-  </w:font>
-</w:fonts>
-</file>
-
-<file path=word\footer1.xml><?xml version="1.0" encoding="utf-8"?>
+<file path=word/footer1.xml><?xml version="1.0" encoding="utf-8"?>
 <w:ftr xmlns:w="http://schemas.openxmlformats.org/wordprocessingml/2006/main">
   <w:p>
     <w:pPr>
@@ -7833,60 +7866,7 @@
 </w:ftr>
 </file>
 
-<file path=word\settings.xml><?xml version="1.0" encoding="utf-8"?>
-<w:settings xmlns:mc="http://schemas.openxmlformats.org/markup-compatibility/2006" xmlns:o="urn:schemas-microsoft-com:office:office" xmlns:r="http://schemas.openxmlformats.org/officeDocument/2006/relationships" xmlns:m="http://schemas.openxmlformats.org/officeDocument/2006/math" xmlns:v="urn:schemas-microsoft-com:vml" xmlns:w10="urn:schemas-microsoft-com:office:word" xmlns:w="http://schemas.openxmlformats.org/wordprocessingml/2006/main" xmlns:w14="http://schemas.microsoft.com/office/word/2010/wordml" xmlns:sl="http://schemas.openxmlformats.org/schemaLibrary/2006/main" xmlns:wpsCustomData="http://www.wps.cn/officeDocument/2013/wpsCustomData" mc:Ignorable="w14">
-  <w:zoom w:percent="80"/>
-  <w:embedSystemFonts/>
-  <w:bordersDoNotSurroundHeader w:val="0"/>
-  <w:bordersDoNotSurroundFooter w:val="0"/>
-  <w:documentProtection w:enforcement="0"/>
-  <w:defaultTabStop w:val="420"/>
-  <w:drawingGridVerticalSpacing w:val="156"/>
-  <w:displayHorizontalDrawingGridEvery w:val="1"/>
-  <w:displayVerticalDrawingGridEvery w:val="1"/>
-  <w:noPunctuationKerning w:val="1"/>
-  <w:characterSpacingControl w:val="compressPunctuation"/>
-  <w:compat>
-    <w:spaceForUL/>
-    <w:balanceSingleByteDoubleByteWidth/>
-    <w:doNotLeaveBackslashAlone/>
-    <w:ulTrailSpace/>
-    <w:doNotExpandShiftReturn/>
-    <w:adjustLineHeightInTable/>
-    <w:doNotWrapTextWithPunct/>
-    <w:doNotUseEastAsianBreakRules/>
-    <w:useFELayout/>
-    <w:doNotUseIndentAsNumberingTabStop/>
-    <w:useAltKinsokuLineBreakRules/>
-    <w:compatSetting w:name="compatibilityMode" w:uri="http://schemas.microsoft.com/office/word" w:val="14"/>
-    <w:compatSetting w:name="overrideTableStyleFontSizeAndJustification" w:uri="http://schemas.microsoft.com/office/word" w:val="1"/>
-    <w:compatSetting w:name="enableOpenTypeFeatures" w:uri="http://schemas.microsoft.com/office/word" w:val="1"/>
-    <w:compatSetting w:name="doNotFlipMirrorIndents" w:uri="http://schemas.microsoft.com/office/word" w:val="1"/>
-  </w:compat>
-  <w:rsids>
-    <w:rsidRoot w:val="3BD743B6"/>
-    <w:rsid w:val="3BD743B6"/>
-  </w:rsids>
-  <m:mathPr>
-    <m:mathFont m:val="Cambria Math"/>
-    <m:brkBin m:val="before"/>
-    <m:brkBinSub m:val="--"/>
-    <m:smallFrac m:val="0"/>
-    <m:dispDef/>
-    <m:lMargin m:val="0"/>
-    <m:rMargin m:val="0"/>
-    <m:defJc m:val="centerGroup"/>
-    <m:wrapIndent m:val="1440"/>
-    <m:intLim m:val="subSup"/>
-    <m:naryLim m:val="undOvr"/>
-  </m:mathPr>
-  <w:themeFontLang w:val="en-US" w:eastAsia="zh-CN"/>
-  <w:clrSchemeMapping w:bg1="light1" w:t1="dark1" w:bg2="light2" w:t2="dark2" w:accent1="accent1" w:accent2="accent2" w:accent3="accent3" w:accent4="accent4" w:accent5="accent5" w:accent6="accent6" w:hyperlink="hyperlink" w:followedHyperlink="followedHyperlink"/>
-  <w:doNotIncludeSubdocsInStats/>
-</w:settings>
-</file>
-
-<file path=word\styles.xml><?xml version="1.0" encoding="utf-8"?>
+<file path=word/styles.xml><?xml version="1.0" encoding="utf-8"?>
 <w:styles xmlns:mc="http://schemas.openxmlformats.org/markup-compatibility/2006" xmlns:o="urn:schemas-microsoft-com:office:office" xmlns:r="http://schemas.openxmlformats.org/officeDocument/2006/relationships" xmlns:m="http://schemas.openxmlformats.org/officeDocument/2006/math" xmlns:v="urn:schemas-microsoft-com:vml" xmlns:w="http://schemas.openxmlformats.org/wordprocessingml/2006/main" xmlns:w14="http://schemas.microsoft.com/office/word/2010/wordml" xmlns:w10="urn:schemas-microsoft-com:office:word" xmlns:sl="http://schemas.openxmlformats.org/schemaLibrary/2006/main" xmlns:wpsCustomData="http://www.wps.cn/officeDocument/2013/wpsCustomData" mc:Ignorable="w14">
   <w:docDefaults>
     <w:rPrDefault>
@@ -8216,7 +8196,7 @@
 </w:styles>
 </file>
 
-<file path=word\theme\theme1.xml><?xml version="1.0" encoding="utf-8"?>
+<file path=word/theme/theme1.xml><?xml version="1.0" encoding="utf-8"?>
 <a:theme xmlns:a="http://schemas.openxmlformats.org/drawingml/2006/main" name="Office 主题">
   <a:themeElements>
     <a:clrScheme name="Office">
@@ -8469,4 +8449,20 @@
   </a:themeElements>
   <a:objectDefaults/>
 </a:theme>
+</file>
+
+<file path=customXml/item1.xml><?xml version="1.0" encoding="utf-8"?>
+<s:customData xmlns="http://www.wps.cn/officeDocument/2013/wpsCustomData" xmlns:s="http://www.wps.cn/officeDocument/2013/wpsCustomData">
+  <customSectProps>
+    <customSectPr/>
+  </customSectProps>
+</s:customData>
+</file>
+
+<file path=customXml/itemProps1.xml><?xml version="1.0" encoding="utf-8"?>
+<ds:datastoreItem xmlns:ds="http://schemas.openxmlformats.org/officeDocument/2006/customXml" ds:itemID="{B1977F7D-205B-4081-913C-38D41E755F92}">
+  <ds:schemaRefs>
+    <ds:schemaRef ds:uri="http://www.wps.cn/officeDocument/2013/wpsCustomData"/>
+  </ds:schemaRefs>
+</ds:datastoreItem>
 </file>